--- a/word.docx
+++ b/word.docx
@@ -42,7 +42,7 @@
         <w:rPr>
           <w:lang w:val="en-IN"/>
         </w:rPr>
-        <w:t>1234567890</w:t>
+        <w:t>@@#$$%^Z6</w:t>
       </w:r>
     </w:p>
     <w:p>

--- a/word.docx
+++ b/word.docx
@@ -8,14 +8,12 @@
           <w:lang w:val="en-IN"/>
         </w:rPr>
       </w:pPr>
-      <w:proofErr w:type="spellStart"/>
       <w:r>
         <w:rPr>
           <w:lang w:val="en-IN"/>
         </w:rPr>
         <w:t>Abcdefghijklmnop</w:t>
       </w:r>
-      <w:proofErr w:type="spellEnd"/>
     </w:p>
     <w:p>
       <w:pPr>
@@ -23,14 +21,12 @@
           <w:lang w:val="en-IN"/>
         </w:rPr>
       </w:pPr>
-      <w:proofErr w:type="spellStart"/>
       <w:r>
         <w:rPr>
           <w:lang w:val="en-IN"/>
         </w:rPr>
         <w:t>Abcdefghijklmnoop</w:t>
       </w:r>
-      <w:proofErr w:type="spellEnd"/>
     </w:p>
     <w:p>
       <w:pPr>
@@ -43,6 +39,72 @@
           <w:lang w:val="en-IN"/>
         </w:rPr>
         <w:t>@@#$$%^Z6</w:t>
+      </w:r>
+    </w:p>
+    <w:p>
+      <w:pPr>
+        <w:rPr>
+          <w:lang w:val="en-IN"/>
+        </w:rPr>
+      </w:pPr>
+    </w:p>
+    <w:p>
+      <w:pPr>
+        <w:rPr>
+          <w:lang w:val="en-IN"/>
+        </w:rPr>
+      </w:pPr>
+    </w:p>
+    <w:p>
+      <w:pPr>
+        <w:rPr>
+          <w:lang w:val="en-IN"/>
+        </w:rPr>
+      </w:pPr>
+      <w:r>
+        <w:rPr>
+          <w:lang w:val="en-IN"/>
+        </w:rPr>
+        <w:t>Sdhdfahdfashasdhasda</w:t>
+      </w:r>
+    </w:p>
+    <w:p>
+      <w:pPr>
+        <w:rPr>
+          <w:lang w:val="en-IN"/>
+        </w:rPr>
+      </w:pPr>
+      <w:r>
+        <w:rPr>
+          <w:lang w:val="en-IN"/>
+        </w:rPr>
+        <w:t>Djasasjhgjasgajsgasj</w:t>
+      </w:r>
+    </w:p>
+    <w:p>
+      <w:pPr>
+        <w:rPr>
+          <w:lang w:val="en-IN"/>
+        </w:rPr>
+      </w:pPr>
+      <w:r>
+        <w:rPr>
+          <w:lang w:val="en-IN"/>
+        </w:rPr>
+        <w:t>Ashjasgjasgasjjdhj</w:t>
+      </w:r>
+    </w:p>
+    <w:p>
+      <w:pPr>
+        <w:rPr>
+          <w:lang w:val="en-IN"/>
+        </w:rPr>
+      </w:pPr>
+      <w:r>
+        <w:rPr>
+          <w:lang w:val="en-IN"/>
+        </w:rPr>
+        <w:t>ashasjhasvjasvja</w:t>
       </w:r>
     </w:p>
     <w:p>
